--- a/klagomål/A 60103-2025 FSC-klagomål.docx
+++ b/klagomål/A 60103-2025 FSC-klagomål.docx
@@ -664,7 +664,7 @@
     <w:r>
       <w:tab/>
       <w:tab/>
-      <w:t>2025-12-19</w:t>
+      <w:t>2025-12-20</w:t>
       <w:br/>
       <w:br/>
     </w:r>

--- a/klagomål/A 60103-2025 FSC-klagomål.docx
+++ b/klagomål/A 60103-2025 FSC-klagomål.docx
@@ -664,7 +664,7 @@
     <w:r>
       <w:tab/>
       <w:tab/>
-      <w:t>2025-12-20</w:t>
+      <w:t>2025-12-21</w:t>
       <w:br/>
       <w:br/>
     </w:r>

--- a/klagomål/A 60103-2025 FSC-klagomål.docx
+++ b/klagomål/A 60103-2025 FSC-klagomål.docx
@@ -664,7 +664,7 @@
     <w:r>
       <w:tab/>
       <w:tab/>
-      <w:t>2025-12-21</w:t>
+      <w:t>2025-12-22</w:t>
       <w:br/>
       <w:br/>
     </w:r>

--- a/klagomål/A 60103-2025 FSC-klagomål.docx
+++ b/klagomål/A 60103-2025 FSC-klagomål.docx
@@ -664,7 +664,7 @@
     <w:r>
       <w:tab/>
       <w:tab/>
-      <w:t>2025-12-22</w:t>
+      <w:t>2025-12-26</w:t>
       <w:br/>
       <w:br/>
     </w:r>

--- a/klagomål/A 60103-2025 FSC-klagomål.docx
+++ b/klagomål/A 60103-2025 FSC-klagomål.docx
@@ -664,7 +664,7 @@
     <w:r>
       <w:tab/>
       <w:tab/>
-      <w:t>2026-01-07</w:t>
+      <w:t>2026-01-08</w:t>
       <w:br/>
       <w:br/>
     </w:r>

--- a/klagomål/A 60103-2025 FSC-klagomål.docx
+++ b/klagomål/A 60103-2025 FSC-klagomål.docx
@@ -664,7 +664,7 @@
     <w:r>
       <w:tab/>
       <w:tab/>
-      <w:t>2026-01-08</w:t>
+      <w:t>2026-01-09</w:t>
       <w:br/>
       <w:br/>
     </w:r>

--- a/klagomål/A 60103-2025 FSC-klagomål.docx
+++ b/klagomål/A 60103-2025 FSC-klagomål.docx
@@ -664,7 +664,7 @@
     <w:r>
       <w:tab/>
       <w:tab/>
-      <w:t>2026-01-09</w:t>
+      <w:t>2026-01-10</w:t>
       <w:br/>
       <w:br/>
     </w:r>

--- a/klagomål/A 60103-2025 FSC-klagomål.docx
+++ b/klagomål/A 60103-2025 FSC-klagomål.docx
@@ -664,7 +664,7 @@
     <w:r>
       <w:tab/>
       <w:tab/>
-      <w:t>2026-01-10</w:t>
+      <w:t>2026-01-11</w:t>
       <w:br/>
       <w:br/>
     </w:r>

--- a/klagomål/A 60103-2025 FSC-klagomål.docx
+++ b/klagomål/A 60103-2025 FSC-klagomål.docx
@@ -664,7 +664,7 @@
     <w:r>
       <w:tab/>
       <w:tab/>
-      <w:t>2026-01-11</w:t>
+      <w:t>2026-01-12</w:t>
       <w:br/>
       <w:br/>
     </w:r>

--- a/klagomål/A 60103-2025 FSC-klagomål.docx
+++ b/klagomål/A 60103-2025 FSC-klagomål.docx
@@ -664,7 +664,7 @@
     <w:r>
       <w:tab/>
       <w:tab/>
-      <w:t>2026-01-12</w:t>
+      <w:t>2026-01-13</w:t>
       <w:br/>
       <w:br/>
     </w:r>

--- a/klagomål/A 60103-2025 FSC-klagomål.docx
+++ b/klagomål/A 60103-2025 FSC-klagomål.docx
@@ -664,7 +664,7 @@
     <w:r>
       <w:tab/>
       <w:tab/>
-      <w:t>2026-01-13</w:t>
+      <w:t>2026-01-14</w:t>
       <w:br/>
       <w:br/>
     </w:r>

--- a/klagomål/A 60103-2025 FSC-klagomål.docx
+++ b/klagomål/A 60103-2025 FSC-klagomål.docx
@@ -664,7 +664,7 @@
     <w:r>
       <w:tab/>
       <w:tab/>
-      <w:t>2026-01-14</w:t>
+      <w:t>2026-01-15</w:t>
       <w:br/>
       <w:br/>
     </w:r>

--- a/klagomål/A 60103-2025 FSC-klagomål.docx
+++ b/klagomål/A 60103-2025 FSC-klagomål.docx
@@ -664,7 +664,7 @@
     <w:r>
       <w:tab/>
       <w:tab/>
-      <w:t>2026-01-15</w:t>
+      <w:t>2026-01-16</w:t>
       <w:br/>
       <w:br/>
     </w:r>

--- a/klagomål/A 60103-2025 FSC-klagomål.docx
+++ b/klagomål/A 60103-2025 FSC-klagomål.docx
@@ -664,7 +664,7 @@
     <w:r>
       <w:tab/>
       <w:tab/>
-      <w:t>2026-01-16</w:t>
+      <w:t>2026-01-17</w:t>
       <w:br/>
       <w:br/>
     </w:r>

--- a/klagomål/A 60103-2025 FSC-klagomål.docx
+++ b/klagomål/A 60103-2025 FSC-klagomål.docx
@@ -664,7 +664,7 @@
     <w:r>
       <w:tab/>
       <w:tab/>
-      <w:t>2026-01-17</w:t>
+      <w:t>2026-01-18</w:t>
       <w:br/>
       <w:br/>
     </w:r>

--- a/klagomål/A 60103-2025 FSC-klagomål.docx
+++ b/klagomål/A 60103-2025 FSC-klagomål.docx
@@ -664,7 +664,7 @@
     <w:r>
       <w:tab/>
       <w:tab/>
-      <w:t>2026-01-18</w:t>
+      <w:t>2026-01-19</w:t>
       <w:br/>
       <w:br/>
     </w:r>

--- a/klagomål/A 60103-2025 FSC-klagomål.docx
+++ b/klagomål/A 60103-2025 FSC-klagomål.docx
@@ -664,7 +664,7 @@
     <w:r>
       <w:tab/>
       <w:tab/>
-      <w:t>2026-01-19</w:t>
+      <w:t>2026-01-20</w:t>
       <w:br/>
       <w:br/>
     </w:r>

--- a/klagomål/A 60103-2025 FSC-klagomål.docx
+++ b/klagomål/A 60103-2025 FSC-klagomål.docx
@@ -664,7 +664,7 @@
     <w:r>
       <w:tab/>
       <w:tab/>
-      <w:t>2026-01-20</w:t>
+      <w:t>2026-01-21</w:t>
       <w:br/>
       <w:br/>
     </w:r>

--- a/klagomål/A 60103-2025 FSC-klagomål.docx
+++ b/klagomål/A 60103-2025 FSC-klagomål.docx
@@ -664,7 +664,7 @@
     <w:r>
       <w:tab/>
       <w:tab/>
-      <w:t>2026-01-21</w:t>
+      <w:t>2026-01-23</w:t>
       <w:br/>
       <w:br/>
     </w:r>

--- a/klagomål/A 60103-2025 FSC-klagomål.docx
+++ b/klagomål/A 60103-2025 FSC-klagomål.docx
@@ -664,7 +664,7 @@
     <w:r>
       <w:tab/>
       <w:tab/>
-      <w:t>2026-01-23</w:t>
+      <w:t>2026-01-24</w:t>
       <w:br/>
       <w:br/>
     </w:r>

--- a/klagomål/A 60103-2025 FSC-klagomål.docx
+++ b/klagomål/A 60103-2025 FSC-klagomål.docx
@@ -664,7 +664,7 @@
     <w:r>
       <w:tab/>
       <w:tab/>
-      <w:t>2026-01-24</w:t>
+      <w:t>2026-01-25</w:t>
       <w:br/>
       <w:br/>
     </w:r>

--- a/klagomål/A 60103-2025 FSC-klagomål.docx
+++ b/klagomål/A 60103-2025 FSC-klagomål.docx
@@ -664,7 +664,7 @@
     <w:r>
       <w:tab/>
       <w:tab/>
-      <w:t>2026-01-25</w:t>
+      <w:t>2026-01-26</w:t>
       <w:br/>
       <w:br/>
     </w:r>

--- a/klagomål/A 60103-2025 FSC-klagomål.docx
+++ b/klagomål/A 60103-2025 FSC-klagomål.docx
@@ -664,7 +664,7 @@
     <w:r>
       <w:tab/>
       <w:tab/>
-      <w:t>2026-01-26</w:t>
+      <w:t>2026-01-27</w:t>
       <w:br/>
       <w:br/>
     </w:r>

--- a/klagomål/A 60103-2025 FSC-klagomål.docx
+++ b/klagomål/A 60103-2025 FSC-klagomål.docx
@@ -664,7 +664,7 @@
     <w:r>
       <w:tab/>
       <w:tab/>
-      <w:t>2026-01-27</w:t>
+      <w:t>2026-01-28</w:t>
       <w:br/>
       <w:br/>
     </w:r>

--- a/klagomål/A 60103-2025 FSC-klagomål.docx
+++ b/klagomål/A 60103-2025 FSC-klagomål.docx
@@ -112,7 +112,7 @@
         <w:pStyle w:val="ListBullet"/>
       </w:pPr>
       <w:r>
-        <w:t>Om ett ombud (tex Norra skog eller Mellanskog) avverkningsanmäler en skog med naturvärden motsvarande nyckelbiotops kvalité men markägaren inte är FSC certifierad, bör du skicka in ett FSC kontrollerat virke klagomål. Då ska klagomålet skickas till ombudsföretaget.</w:t>
+        <w:t>Om ett ombud (tex Norra skog eller Mellanskog) avverkningsanmäler en skog med naturvärden motsvarande nyckelbiotops kvalitet men markägaren inte är FSC certifierad, bör du skicka in ett FSC kontrollerat virke klagomål. Då ska klagomålet skickas till ombudsföretaget.</w:t>
       </w:r>
     </w:p>
     <w:p>
@@ -664,7 +664,7 @@
     <w:r>
       <w:tab/>
       <w:tab/>
-      <w:t>2026-01-28</w:t>
+      <w:t>2026-01-29</w:t>
       <w:br/>
       <w:br/>
     </w:r>

--- a/klagomål/A 60103-2025 FSC-klagomål.docx
+++ b/klagomål/A 60103-2025 FSC-klagomål.docx
@@ -664,7 +664,7 @@
     <w:r>
       <w:tab/>
       <w:tab/>
-      <w:t>2026-01-29</w:t>
+      <w:t>2026-01-30</w:t>
       <w:br/>
       <w:br/>
     </w:r>

--- a/klagomål/A 60103-2025 FSC-klagomål.docx
+++ b/klagomål/A 60103-2025 FSC-klagomål.docx
@@ -664,7 +664,7 @@
     <w:r>
       <w:tab/>
       <w:tab/>
-      <w:t>2026-01-30</w:t>
+      <w:t>2026-01-31</w:t>
       <w:br/>
       <w:br/>
     </w:r>

--- a/klagomål/A 60103-2025 FSC-klagomål.docx
+++ b/klagomål/A 60103-2025 FSC-klagomål.docx
@@ -664,7 +664,7 @@
     <w:r>
       <w:tab/>
       <w:tab/>
-      <w:t>2026-01-31</w:t>
+      <w:t>2026-02-01</w:t>
       <w:br/>
       <w:br/>
     </w:r>

--- a/klagomål/A 60103-2025 FSC-klagomål.docx
+++ b/klagomål/A 60103-2025 FSC-klagomål.docx
@@ -664,7 +664,7 @@
     <w:r>
       <w:tab/>
       <w:tab/>
-      <w:t>2026-02-22</w:t>
+      <w:t>2026-02-23</w:t>
       <w:br/>
       <w:br/>
     </w:r>

--- a/klagomål/A 60103-2025 FSC-klagomål.docx
+++ b/klagomål/A 60103-2025 FSC-klagomål.docx
@@ -664,7 +664,7 @@
     <w:r>
       <w:tab/>
       <w:tab/>
-      <w:t>2026-02-23</w:t>
+      <w:t>2026-02-24</w:t>
       <w:br/>
       <w:br/>
     </w:r>

--- a/klagomål/A 60103-2025 FSC-klagomål.docx
+++ b/klagomål/A 60103-2025 FSC-klagomål.docx
@@ -664,7 +664,7 @@
     <w:r>
       <w:tab/>
       <w:tab/>
-      <w:t>2026-02-24</w:t>
+      <w:t>2026-02-25</w:t>
       <w:br/>
       <w:br/>
     </w:r>

--- a/klagomål/A 60103-2025 FSC-klagomål.docx
+++ b/klagomål/A 60103-2025 FSC-klagomål.docx
@@ -664,7 +664,7 @@
     <w:r>
       <w:tab/>
       <w:tab/>
-      <w:t>2026-02-25</w:t>
+      <w:t>2026-02-26</w:t>
       <w:br/>
       <w:br/>
     </w:r>

--- a/klagomål/A 60103-2025 FSC-klagomål.docx
+++ b/klagomål/A 60103-2025 FSC-klagomål.docx
@@ -664,7 +664,7 @@
     <w:r>
       <w:tab/>
       <w:tab/>
-      <w:t>2026-02-26</w:t>
+      <w:t>2026-02-28</w:t>
       <w:br/>
       <w:br/>
     </w:r>

--- a/klagomål/A 60103-2025 FSC-klagomål.docx
+++ b/klagomål/A 60103-2025 FSC-klagomål.docx
@@ -664,7 +664,7 @@
     <w:r>
       <w:tab/>
       <w:tab/>
-      <w:t>2026-02-28</w:t>
+      <w:t>2026-03-01</w:t>
       <w:br/>
       <w:br/>
     </w:r>

--- a/klagomål/A 60103-2025 FSC-klagomål.docx
+++ b/klagomål/A 60103-2025 FSC-klagomål.docx
@@ -664,7 +664,7 @@
     <w:r>
       <w:tab/>
       <w:tab/>
-      <w:t>2026-03-01</w:t>
+      <w:t>2026-03-02</w:t>
       <w:br/>
       <w:br/>
     </w:r>

--- a/klagomål/A 60103-2025 FSC-klagomål.docx
+++ b/klagomål/A 60103-2025 FSC-klagomål.docx
@@ -191,7 +191,7 @@
     </w:p>
     <w:p>
       <w:r>
-        <w:t>I avverkningsanmälan har följande 1 naturvårdsarter hittats: revlummer (§9). För fridlysta arter anges även paragrafen i Artskyddsförordningen som arten är fridlyst enligt.</w:t>
+        <w:t>I avverkningsanmälan har följande 2 naturvårdsarter hittats: lopplummer (aggregat) (§9) och revlummer (§9). För fridlysta arter anges även paragrafen i Artskyddsförordningen som arten är fridlyst enligt.</w:t>
       </w:r>
     </w:p>
     <w:p>
@@ -206,7 +206,7 @@
       <w:r>
         <w:drawing>
           <wp:inline xmlns:a="http://schemas.openxmlformats.org/drawingml/2006/main" xmlns:pic="http://schemas.openxmlformats.org/drawingml/2006/picture">
-            <wp:extent cx="5486400" cy="4926218"/>
+            <wp:extent cx="5486400" cy="4722228"/>
             <wp:docPr id="1" name="Picture 1"/>
             <wp:cNvGraphicFramePr>
               <a:graphicFrameLocks noChangeAspect="1"/>
@@ -227,7 +227,7 @@
                   <pic:spPr>
                     <a:xfrm>
                       <a:off x="0" y="0"/>
-                      <a:ext cx="5486400" cy="4926218"/>
+                      <a:ext cx="5486400" cy="4722228"/>
                     </a:xfrm>
                     <a:prstGeom prst="rect"/>
                   </pic:spPr>
@@ -256,7 +256,7 @@
     </w:p>
     <w:p>
       <w:r>
-        <w:t>Följande fridlysta arter har sina livsmiljöer och växtplatser i den avverkningsanmälda skogen: revlummer (§9).</w:t>
+        <w:t>Följande fridlysta arter har sina livsmiljöer och växtplatser i den avverkningsanmälda skogen: lopplummer (aggregat) (§9) och revlummer (§9).</w:t>
       </w:r>
     </w:p>
     <w:p>
@@ -349,7 +349,7 @@
         <w:rPr>
           <w:i/>
         </w:rPr>
-        <w:t>I det avverkningsanmälda skogsområdet har 1 naturvårdsarter varav 0 rödlistade arter sina livsmiljöer och växtplatser.</w:t>
+        <w:t>I det avverkningsanmälda skogsområdet har 2 naturvårdsarter varav 0 rödlistade arter sina livsmiljöer och växtplatser.</w:t>
       </w:r>
     </w:p>
     <w:p>
@@ -664,7 +664,7 @@
     <w:r>
       <w:tab/>
       <w:tab/>
-      <w:t>2026-03-02</w:t>
+      <w:t>2026-03-03</w:t>
       <w:br/>
       <w:br/>
     </w:r>

--- a/klagomål/A 60103-2025 FSC-klagomål.docx
+++ b/klagomål/A 60103-2025 FSC-klagomål.docx
@@ -664,7 +664,7 @@
     <w:r>
       <w:tab/>
       <w:tab/>
-      <w:t>2026-03-03</w:t>
+      <w:t>2026-03-04</w:t>
       <w:br/>
       <w:br/>
     </w:r>

--- a/klagomål/A 60103-2025 FSC-klagomål.docx
+++ b/klagomål/A 60103-2025 FSC-klagomål.docx
@@ -664,7 +664,7 @@
     <w:r>
       <w:tab/>
       <w:tab/>
-      <w:t>2026-03-04</w:t>
+      <w:t>2026-03-05</w:t>
       <w:br/>
       <w:br/>
     </w:r>

--- a/klagomål/A 60103-2025 FSC-klagomål.docx
+++ b/klagomål/A 60103-2025 FSC-klagomål.docx
@@ -664,7 +664,7 @@
     <w:r>
       <w:tab/>
       <w:tab/>
-      <w:t>2026-03-05</w:t>
+      <w:t>2026-03-06</w:t>
       <w:br/>
       <w:br/>
     </w:r>

--- a/klagomål/A 60103-2025 FSC-klagomål.docx
+++ b/klagomål/A 60103-2025 FSC-klagomål.docx
@@ -664,7 +664,7 @@
     <w:r>
       <w:tab/>
       <w:tab/>
-      <w:t>2026-03-06</w:t>
+      <w:t>2026-03-07</w:t>
       <w:br/>
       <w:br/>
     </w:r>

--- a/klagomål/A 60103-2025 FSC-klagomål.docx
+++ b/klagomål/A 60103-2025 FSC-klagomål.docx
@@ -664,7 +664,7 @@
     <w:r>
       <w:tab/>
       <w:tab/>
-      <w:t>2026-03-07</w:t>
+      <w:t>2026-03-08</w:t>
       <w:br/>
       <w:br/>
     </w:r>

--- a/klagomål/A 60103-2025 FSC-klagomål.docx
+++ b/klagomål/A 60103-2025 FSC-klagomål.docx
@@ -664,7 +664,7 @@
     <w:r>
       <w:tab/>
       <w:tab/>
-      <w:t>2026-03-08</w:t>
+      <w:t>2026-03-09</w:t>
       <w:br/>
       <w:br/>
     </w:r>

--- a/klagomål/A 60103-2025 FSC-klagomål.docx
+++ b/klagomål/A 60103-2025 FSC-klagomål.docx
@@ -664,7 +664,7 @@
     <w:r>
       <w:tab/>
       <w:tab/>
-      <w:t>2026-03-09</w:t>
+      <w:t>2026-03-10</w:t>
       <w:br/>
       <w:br/>
     </w:r>

--- a/klagomål/A 60103-2025 FSC-klagomål.docx
+++ b/klagomål/A 60103-2025 FSC-klagomål.docx
@@ -664,7 +664,7 @@
     <w:r>
       <w:tab/>
       <w:tab/>
-      <w:t>2026-03-10</w:t>
+      <w:t>2026-03-11</w:t>
       <w:br/>
       <w:br/>
     </w:r>

--- a/klagomål/A 60103-2025 FSC-klagomål.docx
+++ b/klagomål/A 60103-2025 FSC-klagomål.docx
@@ -664,7 +664,7 @@
     <w:r>
       <w:tab/>
       <w:tab/>
-      <w:t>2026-03-11</w:t>
+      <w:t>2026-03-12</w:t>
       <w:br/>
       <w:br/>
     </w:r>

--- a/klagomål/A 60103-2025 FSC-klagomål.docx
+++ b/klagomål/A 60103-2025 FSC-klagomål.docx
@@ -664,7 +664,7 @@
     <w:r>
       <w:tab/>
       <w:tab/>
-      <w:t>2026-03-12</w:t>
+      <w:t>2026-03-13</w:t>
       <w:br/>
       <w:br/>
     </w:r>

--- a/klagomål/A 60103-2025 FSC-klagomål.docx
+++ b/klagomål/A 60103-2025 FSC-klagomål.docx
@@ -664,7 +664,7 @@
     <w:r>
       <w:tab/>
       <w:tab/>
-      <w:t>2026-04-14</w:t>
+      <w:t>2026-04-15</w:t>
       <w:br/>
       <w:br/>
     </w:r>

--- a/klagomål/A 60103-2025 FSC-klagomål.docx
+++ b/klagomål/A 60103-2025 FSC-klagomål.docx
@@ -664,7 +664,7 @@
     <w:r>
       <w:tab/>
       <w:tab/>
-      <w:t>2026-04-15</w:t>
+      <w:t>2026-04-16</w:t>
       <w:br/>
       <w:br/>
     </w:r>

--- a/klagomål/A 60103-2025 FSC-klagomål.docx
+++ b/klagomål/A 60103-2025 FSC-klagomål.docx
@@ -664,7 +664,7 @@
     <w:r>
       <w:tab/>
       <w:tab/>
-      <w:t>2026-04-16</w:t>
+      <w:t>2026-04-17</w:t>
       <w:br/>
       <w:br/>
     </w:r>

--- a/klagomål/A 60103-2025 FSC-klagomål.docx
+++ b/klagomål/A 60103-2025 FSC-klagomål.docx
@@ -664,7 +664,7 @@
     <w:r>
       <w:tab/>
       <w:tab/>
-      <w:t>2026-04-17</w:t>
+      <w:t>2026-04-18</w:t>
       <w:br/>
       <w:br/>
     </w:r>

--- a/klagomål/A 60103-2025 FSC-klagomål.docx
+++ b/klagomål/A 60103-2025 FSC-klagomål.docx
@@ -664,7 +664,7 @@
     <w:r>
       <w:tab/>
       <w:tab/>
-      <w:t>2026-04-18</w:t>
+      <w:t>2026-04-19</w:t>
       <w:br/>
       <w:br/>
     </w:r>

--- a/klagomål/A 60103-2025 FSC-klagomål.docx
+++ b/klagomål/A 60103-2025 FSC-klagomål.docx
@@ -664,7 +664,7 @@
     <w:r>
       <w:tab/>
       <w:tab/>
-      <w:t>2026-04-19</w:t>
+      <w:t>2026-04-20</w:t>
       <w:br/>
       <w:br/>
     </w:r>

--- a/klagomål/A 60103-2025 FSC-klagomål.docx
+++ b/klagomål/A 60103-2025 FSC-klagomål.docx
@@ -664,7 +664,7 @@
     <w:r>
       <w:tab/>
       <w:tab/>
-      <w:t>2026-04-20</w:t>
+      <w:t>2026-04-21</w:t>
       <w:br/>
       <w:br/>
     </w:r>

--- a/klagomål/A 60103-2025 FSC-klagomål.docx
+++ b/klagomål/A 60103-2025 FSC-klagomål.docx
@@ -664,7 +664,7 @@
     <w:r>
       <w:tab/>
       <w:tab/>
-      <w:t>2026-04-21</w:t>
+      <w:t>2026-04-22</w:t>
       <w:br/>
       <w:br/>
     </w:r>

--- a/klagomål/A 60103-2025 FSC-klagomål.docx
+++ b/klagomål/A 60103-2025 FSC-klagomål.docx
@@ -664,7 +664,7 @@
     <w:r>
       <w:tab/>
       <w:tab/>
-      <w:t>2026-04-22</w:t>
+      <w:t>2026-04-23</w:t>
       <w:br/>
       <w:br/>
     </w:r>

--- a/klagomål/A 60103-2025 FSC-klagomål.docx
+++ b/klagomål/A 60103-2025 FSC-klagomål.docx
@@ -664,7 +664,7 @@
     <w:r>
       <w:tab/>
       <w:tab/>
-      <w:t>2026-04-23</w:t>
+      <w:t>2026-04-24</w:t>
       <w:br/>
       <w:br/>
     </w:r>

--- a/klagomål/A 60103-2025 FSC-klagomål.docx
+++ b/klagomål/A 60103-2025 FSC-klagomål.docx
@@ -664,7 +664,7 @@
     <w:r>
       <w:tab/>
       <w:tab/>
-      <w:t>2026-04-24</w:t>
+      <w:t>2026-04-25</w:t>
       <w:br/>
       <w:br/>
     </w:r>

--- a/klagomål/A 60103-2025 FSC-klagomål.docx
+++ b/klagomål/A 60103-2025 FSC-klagomål.docx
@@ -664,7 +664,7 @@
     <w:r>
       <w:tab/>
       <w:tab/>
-      <w:t>2026-04-25</w:t>
+      <w:t>2026-04-26</w:t>
       <w:br/>
       <w:br/>
     </w:r>

--- a/klagomål/A 60103-2025 FSC-klagomål.docx
+++ b/klagomål/A 60103-2025 FSC-klagomål.docx
@@ -664,7 +664,7 @@
     <w:r>
       <w:tab/>
       <w:tab/>
-      <w:t>2026-04-26</w:t>
+      <w:t>2026-04-27</w:t>
       <w:br/>
       <w:br/>
     </w:r>

--- a/klagomål/A 60103-2025 FSC-klagomål.docx
+++ b/klagomål/A 60103-2025 FSC-klagomål.docx
@@ -664,7 +664,7 @@
     <w:r>
       <w:tab/>
       <w:tab/>
-      <w:t>2026-04-27</w:t>
+      <w:t>2026-04-28</w:t>
       <w:br/>
       <w:br/>
     </w:r>

--- a/klagomål/A 60103-2025 FSC-klagomål.docx
+++ b/klagomål/A 60103-2025 FSC-klagomål.docx
@@ -664,7 +664,7 @@
     <w:r>
       <w:tab/>
       <w:tab/>
-      <w:t>2026-04-28</w:t>
+      <w:t>2026-04-29</w:t>
       <w:br/>
       <w:br/>
     </w:r>

--- a/klagomål/A 60103-2025 FSC-klagomål.docx
+++ b/klagomål/A 60103-2025 FSC-klagomål.docx
@@ -664,7 +664,7 @@
     <w:r>
       <w:tab/>
       <w:tab/>
-      <w:t>2026-04-29</w:t>
+      <w:t>2026-04-30</w:t>
       <w:br/>
       <w:br/>
     </w:r>

--- a/klagomål/A 60103-2025 FSC-klagomål.docx
+++ b/klagomål/A 60103-2025 FSC-klagomål.docx
@@ -664,7 +664,7 @@
     <w:r>
       <w:tab/>
       <w:tab/>
-      <w:t>2026-05-16</w:t>
+      <w:t>2026-05-17</w:t>
       <w:br/>
       <w:br/>
     </w:r>

--- a/klagomål/A 60103-2025 FSC-klagomål.docx
+++ b/klagomål/A 60103-2025 FSC-klagomål.docx
@@ -664,7 +664,7 @@
     <w:r>
       <w:tab/>
       <w:tab/>
-      <w:t>2026-05-17</w:t>
+      <w:t>2026-05-18</w:t>
       <w:br/>
       <w:br/>
     </w:r>

--- a/klagomål/A 60103-2025 FSC-klagomål.docx
+++ b/klagomål/A 60103-2025 FSC-klagomål.docx
@@ -664,7 +664,7 @@
     <w:r>
       <w:tab/>
       <w:tab/>
-      <w:t>2026-05-18</w:t>
+      <w:t>2026-05-19</w:t>
       <w:br/>
       <w:br/>
     </w:r>

--- a/klagomål/A 60103-2025 FSC-klagomål.docx
+++ b/klagomål/A 60103-2025 FSC-klagomål.docx
@@ -664,7 +664,7 @@
     <w:r>
       <w:tab/>
       <w:tab/>
-      <w:t>2026-05-19</w:t>
+      <w:t>2026-05-20</w:t>
       <w:br/>
       <w:br/>
     </w:r>

--- a/klagomål/A 60103-2025 FSC-klagomål.docx
+++ b/klagomål/A 60103-2025 FSC-klagomål.docx
@@ -664,7 +664,7 @@
     <w:r>
       <w:tab/>
       <w:tab/>
-      <w:t>2026-05-20</w:t>
+      <w:t>2026-05-21</w:t>
       <w:br/>
       <w:br/>
     </w:r>

--- a/klagomål/A 60103-2025 FSC-klagomål.docx
+++ b/klagomål/A 60103-2025 FSC-klagomål.docx
@@ -664,7 +664,7 @@
     <w:r>
       <w:tab/>
       <w:tab/>
-      <w:t>2026-05-21</w:t>
+      <w:t>2026-05-22</w:t>
       <w:br/>
       <w:br/>
     </w:r>

--- a/klagomål/A 60103-2025 FSC-klagomål.docx
+++ b/klagomål/A 60103-2025 FSC-klagomål.docx
@@ -664,7 +664,7 @@
     <w:r>
       <w:tab/>
       <w:tab/>
-      <w:t>2026-05-22</w:t>
+      <w:t>2026-05-23</w:t>
       <w:br/>
       <w:br/>
     </w:r>

--- a/klagomål/A 60103-2025 FSC-klagomål.docx
+++ b/klagomål/A 60103-2025 FSC-klagomål.docx
@@ -664,7 +664,7 @@
     <w:r>
       <w:tab/>
       <w:tab/>
-      <w:t>2026-05-23</w:t>
+      <w:t>2026-05-24</w:t>
       <w:br/>
       <w:br/>
     </w:r>

--- a/klagomål/A 60103-2025 FSC-klagomål.docx
+++ b/klagomål/A 60103-2025 FSC-klagomål.docx
@@ -664,7 +664,7 @@
     <w:r>
       <w:tab/>
       <w:tab/>
-      <w:t>2026-05-24</w:t>
+      <w:t>2026-05-25</w:t>
       <w:br/>
       <w:br/>
     </w:r>

--- a/klagomål/A 60103-2025 FSC-klagomål.docx
+++ b/klagomål/A 60103-2025 FSC-klagomål.docx
@@ -664,7 +664,7 @@
     <w:r>
       <w:tab/>
       <w:tab/>
-      <w:t>2026-05-25</w:t>
+      <w:t>2026-05-26</w:t>
       <w:br/>
       <w:br/>
     </w:r>

--- a/klagomål/A 60103-2025 FSC-klagomål.docx
+++ b/klagomål/A 60103-2025 FSC-klagomål.docx
@@ -664,7 +664,7 @@
     <w:r>
       <w:tab/>
       <w:tab/>
-      <w:t>2026-05-26</w:t>
+      <w:t>2026-05-27</w:t>
       <w:br/>
       <w:br/>
     </w:r>

--- a/klagomål/A 60103-2025 FSC-klagomål.docx
+++ b/klagomål/A 60103-2025 FSC-klagomål.docx
@@ -664,7 +664,7 @@
     <w:r>
       <w:tab/>
       <w:tab/>
-      <w:t>2026-05-27</w:t>
+      <w:t>2026-05-28</w:t>
       <w:br/>
       <w:br/>
     </w:r>

--- a/klagomål/A 60103-2025 FSC-klagomål.docx
+++ b/klagomål/A 60103-2025 FSC-klagomål.docx
@@ -664,7 +664,7 @@
     <w:r>
       <w:tab/>
       <w:tab/>
-      <w:t>2026-05-28</w:t>
+      <w:t>2026-05-29</w:t>
       <w:br/>
       <w:br/>
     </w:r>

--- a/klagomål/A 60103-2025 FSC-klagomål.docx
+++ b/klagomål/A 60103-2025 FSC-klagomål.docx
@@ -664,7 +664,7 @@
     <w:r>
       <w:tab/>
       <w:tab/>
-      <w:t>2026-05-29</w:t>
+      <w:t>2026-05-30</w:t>
       <w:br/>
       <w:br/>
     </w:r>

--- a/klagomål/A 60103-2025 FSC-klagomål.docx
+++ b/klagomål/A 60103-2025 FSC-klagomål.docx
@@ -664,7 +664,7 @@
     <w:r>
       <w:tab/>
       <w:tab/>
-      <w:t>2026-05-30</w:t>
+      <w:t>2026-05-31</w:t>
       <w:br/>
       <w:br/>
     </w:r>

--- a/klagomål/A 60103-2025 FSC-klagomål.docx
+++ b/klagomål/A 60103-2025 FSC-klagomål.docx
@@ -664,7 +664,7 @@
     <w:r>
       <w:tab/>
       <w:tab/>
-      <w:t>2026-05-31</w:t>
+      <w:t>2026-06-01</w:t>
       <w:br/>
       <w:br/>
     </w:r>

--- a/klagomål/A 60103-2025 FSC-klagomål.docx
+++ b/klagomål/A 60103-2025 FSC-klagomål.docx
@@ -664,7 +664,7 @@
     <w:r>
       <w:tab/>
       <w:tab/>
-      <w:t>2026-06-01</w:t>
+      <w:t>2026-06-02</w:t>
       <w:br/>
       <w:br/>
     </w:r>

--- a/klagomål/A 60103-2025 FSC-klagomål.docx
+++ b/klagomål/A 60103-2025 FSC-klagomål.docx
@@ -664,7 +664,7 @@
     <w:r>
       <w:tab/>
       <w:tab/>
-      <w:t>2026-06-02</w:t>
+      <w:t>2026-06-03</w:t>
       <w:br/>
       <w:br/>
     </w:r>

--- a/klagomål/A 60103-2025 FSC-klagomål.docx
+++ b/klagomål/A 60103-2025 FSC-klagomål.docx
@@ -664,7 +664,7 @@
     <w:r>
       <w:tab/>
       <w:tab/>
-      <w:t>2026-06-03</w:t>
+      <w:t>2026-06-04</w:t>
       <w:br/>
       <w:br/>
     </w:r>

--- a/klagomål/A 60103-2025 FSC-klagomål.docx
+++ b/klagomål/A 60103-2025 FSC-klagomål.docx
@@ -664,7 +664,7 @@
     <w:r>
       <w:tab/>
       <w:tab/>
-      <w:t>2026-06-04</w:t>
+      <w:t>2026-06-05</w:t>
       <w:br/>
       <w:br/>
     </w:r>

--- a/klagomål/A 60103-2025 FSC-klagomål.docx
+++ b/klagomål/A 60103-2025 FSC-klagomål.docx
@@ -664,7 +664,7 @@
     <w:r>
       <w:tab/>
       <w:tab/>
-      <w:t>2026-06-05</w:t>
+      <w:t>2026-06-06</w:t>
       <w:br/>
       <w:br/>
     </w:r>

--- a/klagomål/A 60103-2025 FSC-klagomål.docx
+++ b/klagomål/A 60103-2025 FSC-klagomål.docx
@@ -664,7 +664,7 @@
     <w:r>
       <w:tab/>
       <w:tab/>
-      <w:t>2026-06-06</w:t>
+      <w:t>2026-06-07</w:t>
       <w:br/>
       <w:br/>
     </w:r>

--- a/klagomål/A 60103-2025 FSC-klagomål.docx
+++ b/klagomål/A 60103-2025 FSC-klagomål.docx
@@ -664,7 +664,7 @@
     <w:r>
       <w:tab/>
       <w:tab/>
-      <w:t>2026-06-07</w:t>
+      <w:t>2026-06-08</w:t>
       <w:br/>
       <w:br/>
     </w:r>
